--- a/Основы ОП/OOP_TEMA_2_ОРИГИНАЛ.docx
+++ b/Основы ОП/OOP_TEMA_2_ОРИГИНАЛ.docx
@@ -1689,9 +1689,24 @@
               <w:pStyle w:val="a3"/>
               <w:spacing w:line="276" w:lineRule="auto"/>
               <w:jc w:val="both"/>
-            </w:pPr>
-            <w:r>
-              <w:t>4, 8</w:t>
+              <w:rPr>
+                <w:lang w:val="en-US"/>
+              </w:rPr>
+            </w:pPr>
+            <w:r>
+              <w:rPr>
+                <w:lang w:val="en-US"/>
+              </w:rPr>
+              <w:t>2</w:t>
+            </w:r>
+            <w:r>
+              <w:t xml:space="preserve">, </w:t>
+            </w:r>
+            <w:r>
+              <w:rPr>
+                <w:lang w:val="en-US"/>
+              </w:rPr>
+              <w:t>4</w:t>
             </w:r>
           </w:p>
           <w:p>
@@ -1725,9 +1740,18 @@
               <w:pStyle w:val="a3"/>
               <w:spacing w:line="276" w:lineRule="auto"/>
               <w:jc w:val="both"/>
+              <w:rPr>
+                <w:lang w:val="en-US"/>
+              </w:rPr>
             </w:pPr>
             <w:r>
               <w:t xml:space="preserve">3, </w:t>
+            </w:r>
+            <w:r>
+              <w:rPr>
+                <w:lang w:val="en-US"/>
+              </w:rPr>
+              <w:t>8</w:t>
             </w:r>
           </w:p>
         </w:tc>
@@ -2033,10 +2057,21 @@
         <w:rPr>
           <w:b/>
         </w:rPr>
-        <w:t xml:space="preserve">Задание №2: </w:t>
-      </w:r>
-      <w:r>
-        <w:t xml:space="preserve">Определить структуру и состав ОПФ на основании данных Таблицы 1. </w:t>
+        <w:t>Задание №2</w:t>
+      </w:r>
+      <w:proofErr w:type="gramStart"/>
+      <w:r>
+        <w:rPr>
+          <w:b/>
+        </w:rPr>
+        <w:t xml:space="preserve">: </w:t>
+      </w:r>
+      <w:r>
+        <w:t>Определить</w:t>
+      </w:r>
+      <w:proofErr w:type="gramEnd"/>
+      <w:r>
+        <w:t xml:space="preserve"> структуру и состав ОПФ на основании данных Таблицы 1. </w:t>
       </w:r>
     </w:p>
     <w:p>
@@ -2877,51 +2912,39 @@
       <w:pPr>
         <w:pStyle w:val="a3"/>
         <w:spacing w:line="276" w:lineRule="auto"/>
-      </w:pPr>
-      <w:r>
-        <w:t>_____________________________________________________________________________</w:t>
-      </w:r>
-    </w:p>
-    <w:p>
-      <w:pPr>
-        <w:pStyle w:val="a3"/>
-        <w:spacing w:line="276" w:lineRule="auto"/>
-      </w:pPr>
-      <w:r>
-        <w:t>_____________________________________________________________________________</w:t>
-      </w:r>
-    </w:p>
-    <w:p>
-      <w:pPr>
-        <w:pStyle w:val="a3"/>
-        <w:spacing w:line="276" w:lineRule="auto"/>
-      </w:pPr>
-      <w:r>
-        <w:t>_____________________________________________________________________________</w:t>
-      </w:r>
-    </w:p>
-    <w:p>
-      <w:pPr>
-        <w:pStyle w:val="a3"/>
-        <w:spacing w:line="276" w:lineRule="auto"/>
-      </w:pPr>
-      <w:r>
-        <w:t>_____________________________________________________________________________</w:t>
-      </w:r>
-    </w:p>
-    <w:p>
-      <w:pPr>
-        <w:pStyle w:val="a3"/>
-        <w:spacing w:line="276" w:lineRule="auto"/>
-      </w:pPr>
-      <w:r>
-        <w:t>_____________________________________________________________________________</w:t>
-      </w:r>
-    </w:p>
-    <w:p>
-      <w:pPr>
-        <w:pStyle w:val="a3"/>
-        <w:spacing w:line="276" w:lineRule="auto"/>
+        <w:jc w:val="both"/>
+        <w:rPr>
+          <w:u w:val="single"/>
+        </w:rPr>
+      </w:pPr>
+      <w:r>
+        <w:rPr>
+          <w:u w:val="single"/>
+        </w:rPr>
+        <w:t>За отчетный год стоимость ОПФ увеличилась на 3% (с 46 200р. до 48 000р.). Ключевая группа (Машины и оборудование) выросли в стоимости на 1960р. и составили 52% от стоимости ОПФ в отчетном году. Передаточные устройства выросли в стоимости на 41% в отчетном году по сравнению с прошлым. Прочие элементы ОПФ прибавили в стоимости почти в 5 раз и составили 480</w:t>
+      </w:r>
+      <w:proofErr w:type="gramStart"/>
+      <w:r>
+        <w:rPr>
+          <w:u w:val="single"/>
+        </w:rPr>
+        <w:t>%  от</w:t>
+      </w:r>
+      <w:proofErr w:type="gramEnd"/>
+      <w:r>
+        <w:rPr>
+          <w:u w:val="single"/>
+        </w:rPr>
+        <w:t xml:space="preserve"> стоимости прошлого года. </w:t>
+      </w:r>
+    </w:p>
+    <w:p>
+      <w:pPr>
+        <w:pStyle w:val="a3"/>
+        <w:spacing w:line="276" w:lineRule="auto"/>
+        <w:rPr>
+          <w:u w:val="single"/>
+        </w:rPr>
       </w:pPr>
     </w:p>
     <w:p>
@@ -3469,10 +3492,21 @@
         <w:rPr>
           <w:b/>
         </w:rPr>
-        <w:t xml:space="preserve">Задание №3: </w:t>
-      </w:r>
-      <w:r>
-        <w:t>Определить среднегодовую стоимость ОПФ фирмы, если на начало года стоимость ОПФ составляла 25 000 тыс. руб.</w:t>
+        <w:t>Задание №3</w:t>
+      </w:r>
+      <w:proofErr w:type="gramStart"/>
+      <w:r>
+        <w:rPr>
+          <w:b/>
+        </w:rPr>
+        <w:t xml:space="preserve">: </w:t>
+      </w:r>
+      <w:r>
+        <w:t>Определить</w:t>
+      </w:r>
+      <w:proofErr w:type="gramEnd"/>
+      <w:r>
+        <w:t xml:space="preserve"> среднегодовую стоимость ОПФ фирмы, если на начало года стоимость ОПФ составляла 25 000 тыс. руб.</w:t>
       </w:r>
       <w:r>
         <w:rPr>
@@ -3586,10 +3620,21 @@
         <w:rPr>
           <w:b/>
         </w:rPr>
-        <w:t xml:space="preserve">Задание №4: </w:t>
-      </w:r>
-      <w:r>
-        <w:t xml:space="preserve">Определить </w:t>
+        <w:t>Задание №4</w:t>
+      </w:r>
+      <w:proofErr w:type="gramStart"/>
+      <w:r>
+        <w:rPr>
+          <w:b/>
+        </w:rPr>
+        <w:t xml:space="preserve">: </w:t>
+      </w:r>
+      <w:r>
+        <w:t>Определить</w:t>
+      </w:r>
+      <w:proofErr w:type="gramEnd"/>
+      <w:r>
+        <w:t xml:space="preserve"> </w:t>
       </w:r>
       <w:r>
         <w:t xml:space="preserve">среднегодовую стоимость ОПФ, если стоимость на конец года составила 7000 тыс. руб. В течение года стоимость введенных объектов составила </w:t>
@@ -3629,6 +3674,145 @@
                 <w:b/>
               </w:rPr>
             </w:pPr>
+            <w:r>
+              <w:rPr>
+                <w:b/>
+              </w:rPr>
+              <w:t>(6</w:t>
+            </w:r>
+            <w:r>
+              <w:rPr>
+                <w:b/>
+                <w:lang w:val="en-US"/>
+              </w:rPr>
+              <w:t> </w:t>
+            </w:r>
+            <w:r>
+              <w:rPr>
+                <w:b/>
+              </w:rPr>
+              <w:t>200 000 + 7</w:t>
+            </w:r>
+            <w:r>
+              <w:rPr>
+                <w:b/>
+                <w:lang w:val="en-US"/>
+              </w:rPr>
+              <w:t> </w:t>
+            </w:r>
+            <w:r>
+              <w:rPr>
+                <w:b/>
+              </w:rPr>
+              <w:t>000</w:t>
+            </w:r>
+            <w:r>
+              <w:rPr>
+                <w:b/>
+                <w:lang w:val="en-US"/>
+              </w:rPr>
+              <w:t> </w:t>
+            </w:r>
+            <w:r>
+              <w:rPr>
+                <w:b/>
+              </w:rPr>
+              <w:t xml:space="preserve">000) / 2 = </w:t>
+            </w:r>
+            <w:r>
+              <w:rPr>
+                <w:b/>
+              </w:rPr>
+              <w:t>6 600 000</w:t>
+            </w:r>
+          </w:p>
+          <w:p>
+            <w:pPr>
+              <w:pStyle w:val="a3"/>
+              <w:spacing w:line="276" w:lineRule="auto"/>
+              <w:rPr>
+                <w:bCs/>
+              </w:rPr>
+            </w:pPr>
+            <w:proofErr w:type="spellStart"/>
+            <w:proofErr w:type="gramStart"/>
+            <w:r>
+              <w:rPr>
+                <w:bCs/>
+              </w:rPr>
+              <w:t>Фн.г</w:t>
+            </w:r>
+            <w:proofErr w:type="spellEnd"/>
+            <w:proofErr w:type="gramEnd"/>
+            <w:r>
+              <w:rPr>
+                <w:bCs/>
+              </w:rPr>
+              <w:t xml:space="preserve"> = </w:t>
+            </w:r>
+            <w:proofErr w:type="spellStart"/>
+            <w:proofErr w:type="gramStart"/>
+            <w:r>
+              <w:rPr>
+                <w:bCs/>
+              </w:rPr>
+              <w:t>Фк.г</w:t>
+            </w:r>
+            <w:proofErr w:type="spellEnd"/>
+            <w:proofErr w:type="gramEnd"/>
+            <w:r>
+              <w:rPr>
+                <w:bCs/>
+              </w:rPr>
+              <w:t xml:space="preserve"> – </w:t>
+            </w:r>
+            <w:proofErr w:type="spellStart"/>
+            <w:r>
+              <w:rPr>
+                <w:bCs/>
+              </w:rPr>
+              <w:t>Фввод</w:t>
+            </w:r>
+            <w:proofErr w:type="spellEnd"/>
+            <w:r>
+              <w:rPr>
+                <w:bCs/>
+              </w:rPr>
+              <w:t xml:space="preserve"> + </w:t>
+            </w:r>
+            <w:proofErr w:type="spellStart"/>
+            <w:r>
+              <w:rPr>
+                <w:bCs/>
+              </w:rPr>
+              <w:t>Фвыб</w:t>
+            </w:r>
+            <w:proofErr w:type="spellEnd"/>
+          </w:p>
+          <w:p>
+            <w:pPr>
+              <w:pStyle w:val="a3"/>
+              <w:spacing w:line="276" w:lineRule="auto"/>
+              <w:rPr>
+                <w:b/>
+              </w:rPr>
+            </w:pPr>
+            <w:proofErr w:type="spellStart"/>
+            <w:proofErr w:type="gramStart"/>
+            <w:r>
+              <w:rPr>
+                <w:bCs/>
+              </w:rPr>
+              <w:t>Фн.г</w:t>
+            </w:r>
+            <w:proofErr w:type="spellEnd"/>
+            <w:proofErr w:type="gramEnd"/>
+            <w:r>
+              <w:rPr>
+                <w:bCs/>
+              </w:rPr>
+              <w:t xml:space="preserve"> = 6 200 000</w:t>
+            </w:r>
           </w:p>
         </w:tc>
       </w:tr>
@@ -3912,9 +4096,17 @@
         <w:rPr>
           <w:b/>
         </w:rPr>
-        <w:t>)/(</w:t>
+        <w:t>)</w:t>
+      </w:r>
+      <w:proofErr w:type="gramStart"/>
+      <w:r>
+        <w:rPr>
+          <w:b/>
+        </w:rPr>
+        <w:t>/(</w:t>
       </w:r>
       <w:proofErr w:type="spellStart"/>
+      <w:proofErr w:type="gramEnd"/>
       <w:r>
         <w:rPr>
           <w:b/>
